--- a/zht/docx/010.content.docx
+++ b/zht/docx/010.content.docx
@@ -19,7 +19,7 @@
         <w:rPr>
           <w:lang w:val="zh_TW" w:bidi="zh_TW"/>
         </w:rPr>
-        <w:t>Resource: Tyndale Open Study Notes</w:t>
+        <w:t>Resource: Aquifer Open Study Notes (Profiles)</w:t>
       </w:r>
       <w:r>
         <w:rPr>
@@ -112,7 +112,7 @@
         <w:rPr>
           <w:lang w:val="zh_TW" w:bidi="zh_TW"/>
         </w:rPr>
-        <w:t>Tyndale Open Study Notes</w:t>
+        <w:t>Aquifer Open Study Notes (Profiles)</w:t>
       </w:r>
     </w:p>
     <w:p>

--- a/zht/docx/010.content.docx
+++ b/zht/docx/010.content.docx
@@ -233,18 +233,12 @@
         </w:rPr>
         <w:t>先知底波拉是以色列早期的士師之一。她是正直且虔誠的女子。身為先知，她接收從神而來的信息；身為士師，她裁決法律糾紛。人們常稱她為「以色列的母」（見</w:t>
       </w:r>
-      <w:hyperlink r:id="rId13">
-        <w:r>
-          <w:rPr>
-            <w:lang w:val="zh_TW" w:bidi="zh_TW"/>
-          </w:rPr>
-          <w:rPr>
-            <w:color w:val="0000EE"/>
-            <w:u w:val="single"/>
-          </w:rPr>
-          <w:t>士5:7</w:t>
-        </w:r>
-      </w:hyperlink>
+      <w:r>
+        <w:rPr>
+          <w:lang w:val="zh_TW" w:bidi="zh_TW"/>
+        </w:rPr>
+        <w:t>士5:7</w:t>
+      </w:r>
       <w:r>
         <w:rPr>
           <w:lang w:val="zh_TW" w:bidi="zh_TW"/>
@@ -265,36 +259,24 @@
         </w:rPr>
         <w:t>在底波拉的時代，人們行了更多不義之事。他們不再遵行神的道，以色列各支派也未能團結一致。以色列人又行「耶和華眼中看為惡的事」（</w:t>
       </w:r>
-      <w:hyperlink r:id="rId14">
-        <w:r>
-          <w:rPr>
-            <w:lang w:val="zh_TW" w:bidi="zh_TW"/>
-          </w:rPr>
-          <w:rPr>
-            <w:color w:val="0000EE"/>
-            <w:u w:val="single"/>
-          </w:rPr>
-          <w:t>士4:1</w:t>
-        </w:r>
-      </w:hyperlink>
+      <w:r>
+        <w:rPr>
+          <w:lang w:val="zh_TW" w:bidi="zh_TW"/>
+        </w:rPr>
+        <w:t>士4:1</w:t>
+      </w:r>
       <w:r>
         <w:rPr>
           <w:lang w:val="zh_TW" w:bidi="zh_TW"/>
         </w:rPr>
         <w:t>）。因此，神將以色列交在迦南的耶賓這位壓迫者手中，以色列也再次向主呼求幫助（</w:t>
       </w:r>
-      <w:hyperlink r:id="rId15">
-        <w:r>
-          <w:rPr>
-            <w:lang w:val="zh_TW" w:bidi="zh_TW"/>
-          </w:rPr>
-          <w:rPr>
-            <w:color w:val="0000EE"/>
-            <w:u w:val="single"/>
-          </w:rPr>
-          <w:t>士4:3</w:t>
-        </w:r>
-      </w:hyperlink>
+      <w:r>
+        <w:rPr>
+          <w:lang w:val="zh_TW" w:bidi="zh_TW"/>
+        </w:rPr>
+        <w:t>士4:3</w:t>
+      </w:r>
       <w:r>
         <w:rPr>
           <w:lang w:val="zh_TW" w:bidi="zh_TW"/>
@@ -315,18 +297,12 @@
         </w:rPr>
         <w:t>神藉著底波拉呼召巴拉，去與耶賓軍隊的統帥西西拉作戰。然而，巴拉既不積極也不勇敢，他堅持要求底波拉陪同。底波拉同意，但也警告他勝利的榮耀將歸於一位女子，而非巴拉。果然，當巴拉擊敗西西拉及其軍隊後，殺死西西拉的女子雅億得著了榮耀。巴拉未有表現出勇氣與領導能力，與底波拉和雅億的勇氣與領導能力形成鮮明對比。底波拉的行動為以色列帶來了四十年的和平（</w:t>
       </w:r>
-      <w:hyperlink r:id="rId16">
-        <w:r>
-          <w:rPr>
-            <w:lang w:val="zh_TW" w:bidi="zh_TW"/>
-          </w:rPr>
-          <w:rPr>
-            <w:color w:val="0000EE"/>
-            <w:u w:val="single"/>
-          </w:rPr>
-          <w:t>士5:31）</w:t>
-        </w:r>
-      </w:hyperlink>
+      <w:r>
+        <w:rPr>
+          <w:lang w:val="zh_TW" w:bidi="zh_TW"/>
+        </w:rPr>
+        <w:t>士5:31）</w:t>
+      </w:r>
       <w:r>
         <w:rPr>
           <w:lang w:val="zh_TW" w:bidi="zh_TW"/>
@@ -356,18 +332,12 @@
           <w:lang w:val="zh_TW" w:bidi="zh_TW"/>
         </w:rPr>
       </w:r>
-      <w:hyperlink r:id="rId17">
-        <w:r>
-          <w:rPr>
-            <w:lang w:val="zh_TW" w:bidi="zh_TW"/>
-          </w:rPr>
-          <w:rPr>
-            <w:color w:val="0000EE"/>
-            <w:u w:val="single"/>
-          </w:rPr>
-          <w:t>士4:1–5:31</w:t>
-        </w:r>
-      </w:hyperlink>
+      <w:r>
+        <w:rPr>
+          <w:lang w:val="zh_TW" w:bidi="zh_TW"/>
+        </w:rPr>
+        <w:t>士4:1–5:31</w:t>
+      </w:r>
       <w:r>
         <w:rPr>
           <w:lang w:val="zh_TW" w:bidi="zh_TW"/>
